--- a/A01_05_dunghv.199.docx
+++ b/A01_05_dunghv.199.docx
@@ -513,6 +513,14 @@
     </w:p>
     <w:sdt>
       <w:sdtPr>
+        <w:rPr>
+          <w:rFonts w:eastAsiaTheme="minorEastAsia" w:cstheme="minorBidi"/>
+          <w:b w:val="0"/>
+          <w:bCs w:val="0"/>
+          <w:color w:val="auto"/>
+          <w:sz w:val="26"/>
+          <w:szCs w:val="22"/>
+        </w:rPr>
         <w:id w:val="-2133312764"/>
         <w:docPartObj>
           <w:docPartGallery w:val="Table of Contents"/>
@@ -521,11 +529,7 @@
       </w:sdtPr>
       <w:sdtEndPr>
         <w:rPr>
-          <w:rFonts w:eastAsiaTheme="minorEastAsia" w:cstheme="minorBidi"/>
           <w:noProof/>
-          <w:color w:val="auto"/>
-          <w:sz w:val="26"/>
-          <w:szCs w:val="22"/>
         </w:rPr>
       </w:sdtEndPr>
       <w:sdtContent>
@@ -8960,6 +8964,17 @@
       <w:bookmarkStart w:id="0" w:name="_Toc239954991"/>
       <w:r>
         <w:lastRenderedPageBreak/>
+        <w:t xml:space="preserve">Link Github chứa code: </w:t>
+      </w:r>
+      <w:r>
+        <w:t>https://github.com/HoangDung05/assignment_03.git</w:t>
+      </w:r>
+    </w:p>
+    <w:p>
+      <w:pPr>
+        <w:pStyle w:val="Heading1"/>
+      </w:pPr>
+      <w:r>
         <w:t>I. Hệ</w:t>
       </w:r>
       <w:r>
@@ -9231,6 +9246,7 @@
           </w:tcPr>
           <w:p>
             <w:r>
+              <w:lastRenderedPageBreak/>
               <w:t>Glucose</w:t>
             </w:r>
           </w:p>
@@ -9343,7 +9359,6 @@
           </w:tcPr>
           <w:p>
             <w:r>
-              <w:lastRenderedPageBreak/>
               <w:t>BMI</w:t>
             </w:r>
           </w:p>
@@ -13706,6 +13721,9 @@
     <w:p/>
     <w:p>
       <w:r>
+        <w:rPr>
+          <w:noProof/>
+        </w:rPr>
         <w:drawing>
           <wp:inline distT="0" distB="0" distL="0" distR="0" wp14:anchorId="2241A341" wp14:editId="31CC306D">
             <wp:extent cx="5972175" cy="4137660"/>
@@ -14660,6 +14678,9 @@
     </w:p>
     <w:p>
       <w:r>
+        <w:rPr>
+          <w:noProof/>
+        </w:rPr>
         <w:drawing>
           <wp:inline distT="0" distB="0" distL="0" distR="0" wp14:anchorId="750AB81D" wp14:editId="71C7E441">
             <wp:extent cx="3244830" cy="4514850"/>
@@ -15066,6 +15087,9 @@
     </w:p>
     <w:p>
       <w:r>
+        <w:rPr>
+          <w:noProof/>
+        </w:rPr>
         <w:drawing>
           <wp:inline distT="0" distB="0" distL="0" distR="0" wp14:anchorId="22BCF9AD" wp14:editId="46EBE56D">
             <wp:extent cx="5972175" cy="4937125"/>
@@ -15139,6 +15163,9 @@
     </w:p>
     <w:p>
       <w:r>
+        <w:rPr>
+          <w:noProof/>
+        </w:rPr>
         <w:lastRenderedPageBreak/>
         <w:drawing>
           <wp:inline distT="0" distB="0" distL="0" distR="0" wp14:anchorId="7B653FD0" wp14:editId="764E04CC">
@@ -15222,6 +15249,9 @@
     </w:p>
     <w:p>
       <w:r>
+        <w:rPr>
+          <w:noProof/>
+        </w:rPr>
         <w:drawing>
           <wp:inline distT="0" distB="0" distL="0" distR="0" wp14:anchorId="77F6612E" wp14:editId="10708B27">
             <wp:extent cx="6391275" cy="6569320"/>
@@ -15379,6 +15409,9 @@
     </w:p>
     <w:p>
       <w:r>
+        <w:rPr>
+          <w:noProof/>
+        </w:rPr>
         <w:drawing>
           <wp:inline distT="0" distB="0" distL="0" distR="0" wp14:anchorId="6C25B8A7" wp14:editId="7E29CB3C">
             <wp:extent cx="2712955" cy="5014395"/>
@@ -15418,6 +15451,9 @@
     </w:p>
     <w:p>
       <w:r>
+        <w:rPr>
+          <w:noProof/>
+        </w:rPr>
         <w:lastRenderedPageBreak/>
         <w:drawing>
           <wp:inline distT="0" distB="0" distL="0" distR="0" wp14:anchorId="38BD4C3E" wp14:editId="5C936C5D">
@@ -15495,6 +15531,9 @@
     </w:p>
     <w:p>
       <w:r>
+        <w:rPr>
+          <w:noProof/>
+        </w:rPr>
         <w:drawing>
           <wp:inline distT="0" distB="0" distL="0" distR="0" wp14:anchorId="69CF5E0B" wp14:editId="5357CA06">
             <wp:extent cx="1257409" cy="594412"/>
@@ -15549,6 +15588,9 @@
     </w:p>
     <w:p>
       <w:r>
+        <w:rPr>
+          <w:noProof/>
+        </w:rPr>
         <w:drawing>
           <wp:inline distT="0" distB="0" distL="0" distR="0" wp14:anchorId="5B6307BB" wp14:editId="2A58691C">
             <wp:extent cx="2837694" cy="1123950"/>
@@ -15588,6 +15630,9 @@
     </w:p>
     <w:p>
       <w:r>
+        <w:rPr>
+          <w:noProof/>
+        </w:rPr>
         <w:drawing>
           <wp:inline distT="0" distB="0" distL="0" distR="0" wp14:anchorId="51F6B2B2" wp14:editId="7C2100C6">
             <wp:extent cx="5972175" cy="1651000"/>
@@ -15796,6 +15841,9 @@
     </w:p>
     <w:p>
       <w:r>
+        <w:rPr>
+          <w:noProof/>
+        </w:rPr>
         <w:drawing>
           <wp:inline distT="0" distB="0" distL="0" distR="0" wp14:anchorId="58F36B45" wp14:editId="386147F2">
             <wp:extent cx="4890845" cy="1390650"/>
@@ -16371,6 +16419,9 @@
     </w:p>
     <w:p>
       <w:r>
+        <w:rPr>
+          <w:noProof/>
+        </w:rPr>
         <w:lastRenderedPageBreak/>
         <w:drawing>
           <wp:inline distT="0" distB="0" distL="0" distR="0" wp14:anchorId="361C4EBB" wp14:editId="77052B35">
@@ -17519,6 +17570,7 @@
       <w:r>
         <w:rPr>
           <w:i/>
+          <w:noProof/>
         </w:rPr>
         <w:lastRenderedPageBreak/>
         <w:drawing>
@@ -17606,6 +17658,9 @@
     </w:p>
     <w:p>
       <w:r>
+        <w:rPr>
+          <w:noProof/>
+        </w:rPr>
         <w:drawing>
           <wp:inline distT="0" distB="0" distL="0" distR="0" wp14:anchorId="7E2FD438" wp14:editId="390921FC">
             <wp:extent cx="5657850" cy="2000157"/>
@@ -17682,6 +17737,9 @@
     </w:p>
     <w:p>
       <w:r>
+        <w:rPr>
+          <w:noProof/>
+        </w:rPr>
         <w:lastRenderedPageBreak/>
         <w:drawing>
           <wp:inline distT="0" distB="0" distL="0" distR="0" wp14:anchorId="5B0273F6" wp14:editId="08278481">
@@ -17722,6 +17780,9 @@
     </w:p>
     <w:p>
       <w:r>
+        <w:rPr>
+          <w:noProof/>
+        </w:rPr>
         <w:drawing>
           <wp:inline distT="0" distB="0" distL="0" distR="0" wp14:anchorId="4EB69596" wp14:editId="62472D79">
             <wp:extent cx="5972175" cy="3672840"/>
@@ -17802,6 +17863,9 @@
     </w:p>
     <w:p>
       <w:r>
+        <w:rPr>
+          <w:noProof/>
+        </w:rPr>
         <w:drawing>
           <wp:inline distT="0" distB="0" distL="0" distR="0" wp14:anchorId="2A7FA981" wp14:editId="176F6524">
             <wp:extent cx="4448175" cy="1563133"/>
@@ -17886,6 +17950,9 @@
     </w:p>
     <w:p>
       <w:r>
+        <w:rPr>
+          <w:noProof/>
+        </w:rPr>
         <w:lastRenderedPageBreak/>
         <w:drawing>
           <wp:inline distT="0" distB="0" distL="0" distR="0" wp14:anchorId="09A39FE9" wp14:editId="0BFF20A5">
@@ -17926,6 +17993,9 @@
     </w:p>
     <w:p>
       <w:r>
+        <w:rPr>
+          <w:noProof/>
+        </w:rPr>
         <w:drawing>
           <wp:inline distT="0" distB="0" distL="0" distR="0" wp14:anchorId="1546F03A" wp14:editId="2F9E3344">
             <wp:extent cx="5972175" cy="2574290"/>
@@ -17965,6 +18035,9 @@
     </w:p>
     <w:p>
       <w:r>
+        <w:rPr>
+          <w:noProof/>
+        </w:rPr>
         <w:lastRenderedPageBreak/>
         <w:drawing>
           <wp:inline distT="0" distB="0" distL="0" distR="0" wp14:anchorId="10092102" wp14:editId="255CB515">
@@ -18005,6 +18078,9 @@
     </w:p>
     <w:p>
       <w:r>
+        <w:rPr>
+          <w:noProof/>
+        </w:rPr>
         <w:drawing>
           <wp:inline distT="0" distB="0" distL="0" distR="0" wp14:anchorId="64BF1BB9" wp14:editId="26FFD542">
             <wp:extent cx="5972175" cy="2604770"/>
@@ -18089,6 +18165,9 @@
     </w:p>
     <w:p>
       <w:r>
+        <w:rPr>
+          <w:noProof/>
+        </w:rPr>
         <w:drawing>
           <wp:inline distT="0" distB="0" distL="0" distR="0" wp14:anchorId="653411F5" wp14:editId="3666386A">
             <wp:extent cx="3038476" cy="6391275"/>
@@ -18128,6 +18207,9 @@
     </w:p>
     <w:p>
       <w:r>
+        <w:rPr>
+          <w:noProof/>
+        </w:rPr>
         <w:lastRenderedPageBreak/>
         <w:drawing>
           <wp:inline distT="0" distB="0" distL="0" distR="0" wp14:anchorId="4A2F6752" wp14:editId="179B94A0">
@@ -18168,6 +18250,9 @@
     </w:p>
     <w:p>
       <w:r>
+        <w:rPr>
+          <w:noProof/>
+        </w:rPr>
         <w:drawing>
           <wp:inline distT="0" distB="0" distL="0" distR="0" wp14:anchorId="0DE67D29" wp14:editId="5E5C403F">
             <wp:extent cx="4816257" cy="3429297"/>
@@ -18207,6 +18292,9 @@
     </w:p>
     <w:p>
       <w:r>
+        <w:rPr>
+          <w:noProof/>
+        </w:rPr>
         <w:lastRenderedPageBreak/>
         <w:drawing>
           <wp:inline distT="0" distB="0" distL="0" distR="0" wp14:anchorId="108346D0" wp14:editId="17405BF4">
@@ -18247,6 +18335,9 @@
     </w:p>
     <w:p>
       <w:r>
+        <w:rPr>
+          <w:noProof/>
+        </w:rPr>
         <w:drawing>
           <wp:inline distT="0" distB="0" distL="0" distR="0" wp14:anchorId="47125251" wp14:editId="24ECB6DC">
             <wp:extent cx="4785775" cy="3299746"/>
@@ -18305,10 +18396,7 @@
     </w:p>
     <w:p>
       <w:r>
-        <w:t xml:space="preserve">Giải thích: </w:t>
-      </w:r>
-      <w:r>
-        <w:t xml:space="preserve">Trong bốn mô hình, </w:t>
+        <w:t xml:space="preserve">Giải thích: Trong bốn mô hình, </w:t>
       </w:r>
       <w:r>
         <w:rPr>
@@ -18384,6 +18472,9 @@
     </w:p>
     <w:p>
       <w:r>
+        <w:rPr>
+          <w:noProof/>
+        </w:rPr>
         <w:drawing>
           <wp:inline distT="0" distB="0" distL="0" distR="0" wp14:anchorId="68C71484" wp14:editId="386AE9D7">
             <wp:extent cx="4846740" cy="5281118"/>
@@ -18423,6 +18514,9 @@
     </w:p>
     <w:p>
       <w:r>
+        <w:rPr>
+          <w:noProof/>
+        </w:rPr>
         <w:lastRenderedPageBreak/>
         <w:drawing>
           <wp:inline distT="0" distB="0" distL="0" distR="0" wp14:anchorId="3D27FBB8" wp14:editId="41F09AA2">
@@ -18463,6 +18557,9 @@
     </w:p>
     <w:p>
       <w:r>
+        <w:rPr>
+          <w:noProof/>
+        </w:rPr>
         <w:drawing>
           <wp:inline distT="0" distB="0" distL="0" distR="0" wp14:anchorId="3FE1D77E" wp14:editId="5614D005">
             <wp:extent cx="4778154" cy="2636748"/>
@@ -18550,6 +18647,9 @@
     <w:p/>
     <w:p>
       <w:r>
+        <w:rPr>
+          <w:noProof/>
+        </w:rPr>
         <w:lastRenderedPageBreak/>
         <w:drawing>
           <wp:inline distT="0" distB="0" distL="0" distR="0" wp14:anchorId="28145C22" wp14:editId="301F48EA">
@@ -18588,6 +18688,9 @@
         </w:drawing>
       </w:r>
       <w:r>
+        <w:rPr>
+          <w:noProof/>
+        </w:rPr>
         <w:drawing>
           <wp:inline distT="0" distB="0" distL="0" distR="0" wp14:anchorId="75DC23FD" wp14:editId="16637849">
             <wp:extent cx="5553075" cy="3846661"/>
@@ -18685,6 +18788,9 @@
     </w:p>
     <w:p>
       <w:r>
+        <w:rPr>
+          <w:noProof/>
+        </w:rPr>
         <w:drawing>
           <wp:inline distT="0" distB="0" distL="0" distR="0" wp14:anchorId="64A089AC" wp14:editId="3C2FFDC6">
             <wp:extent cx="4230721" cy="647700"/>
@@ -18744,6 +18850,9 @@
     </w:p>
     <w:p>
       <w:r>
+        <w:rPr>
+          <w:noProof/>
+        </w:rPr>
         <w:drawing>
           <wp:inline distT="0" distB="0" distL="0" distR="0" wp14:anchorId="12CB7D31" wp14:editId="235877D2">
             <wp:extent cx="3667125" cy="2628701"/>
@@ -19328,6 +19437,9 @@
     </w:p>
     <w:p>
       <w:r>
+        <w:rPr>
+          <w:noProof/>
+        </w:rPr>
         <w:drawing>
           <wp:inline distT="0" distB="0" distL="0" distR="0" wp14:anchorId="073BE3E2" wp14:editId="1FA1F8FF">
             <wp:extent cx="5845047" cy="1028789"/>
@@ -19367,6 +19479,9 @@
     </w:p>
     <w:p>
       <w:r>
+        <w:rPr>
+          <w:noProof/>
+        </w:rPr>
         <w:lastRenderedPageBreak/>
         <w:drawing>
           <wp:inline distT="0" distB="0" distL="0" distR="0" wp14:anchorId="71F4C187" wp14:editId="55B1552C">
@@ -19435,6 +19550,9 @@
         <w:jc w:val="center"/>
       </w:pPr>
       <w:r>
+        <w:rPr>
+          <w:noProof/>
+        </w:rPr>
         <w:drawing>
           <wp:inline distT="0" distB="0" distL="0" distR="0" wp14:anchorId="6F35C0D0" wp14:editId="5020EFAB">
             <wp:extent cx="4905375" cy="4457346"/>
@@ -19498,6 +19616,9 @@
         <w:jc w:val="center"/>
       </w:pPr>
       <w:r>
+        <w:rPr>
+          <w:noProof/>
+        </w:rPr>
         <w:drawing>
           <wp:inline distT="0" distB="0" distL="0" distR="0" wp14:anchorId="00FD5822" wp14:editId="277EC231">
             <wp:extent cx="3319683" cy="981075"/>
@@ -19560,6 +19681,9 @@
         <w:jc w:val="center"/>
       </w:pPr>
       <w:r>
+        <w:rPr>
+          <w:noProof/>
+        </w:rPr>
         <w:lastRenderedPageBreak/>
         <w:drawing>
           <wp:inline distT="0" distB="0" distL="0" distR="0" wp14:anchorId="511D5818" wp14:editId="0D1D776D">
@@ -19604,6 +19728,9 @@
         <w:jc w:val="center"/>
       </w:pPr>
       <w:r>
+        <w:rPr>
+          <w:noProof/>
+        </w:rPr>
         <w:drawing>
           <wp:inline distT="0" distB="0" distL="0" distR="0" wp14:anchorId="226E4D15" wp14:editId="3795B015">
             <wp:extent cx="2867025" cy="1255150"/>
@@ -19684,6 +19811,9 @@
         <w:jc w:val="center"/>
       </w:pPr>
       <w:r>
+        <w:rPr>
+          <w:noProof/>
+        </w:rPr>
         <w:lastRenderedPageBreak/>
         <w:drawing>
           <wp:inline distT="0" distB="0" distL="0" distR="0" wp14:anchorId="659FE1FB" wp14:editId="41AD45A2">
@@ -19769,6 +19899,9 @@
         <w:jc w:val="center"/>
       </w:pPr>
       <w:r>
+        <w:rPr>
+          <w:noProof/>
+        </w:rPr>
         <w:lastRenderedPageBreak/>
         <w:drawing>
           <wp:inline distT="0" distB="0" distL="0" distR="0" wp14:anchorId="1B5735EB" wp14:editId="7BBC3941">
@@ -19813,6 +19946,9 @@
         <w:jc w:val="center"/>
       </w:pPr>
       <w:r>
+        <w:rPr>
+          <w:noProof/>
+        </w:rPr>
         <w:lastRenderedPageBreak/>
         <w:drawing>
           <wp:inline distT="0" distB="0" distL="0" distR="0" wp14:anchorId="7F47AFB3" wp14:editId="7C2C54B1">
@@ -19917,6 +20053,9 @@
         <w:jc w:val="center"/>
       </w:pPr>
       <w:r>
+        <w:rPr>
+          <w:noProof/>
+        </w:rPr>
         <w:lastRenderedPageBreak/>
         <w:drawing>
           <wp:inline distT="0" distB="0" distL="0" distR="0" wp14:anchorId="0F121E5E" wp14:editId="46CE4094">
@@ -20015,6 +20154,9 @@
         <w:jc w:val="center"/>
       </w:pPr>
       <w:r>
+        <w:rPr>
+          <w:noProof/>
+        </w:rPr>
         <w:lastRenderedPageBreak/>
         <w:drawing>
           <wp:inline distT="0" distB="0" distL="0" distR="0" wp14:anchorId="27308BDB" wp14:editId="0C72241B">
@@ -20391,6 +20533,9 @@
         <w:jc w:val="center"/>
       </w:pPr>
       <w:r>
+        <w:rPr>
+          <w:noProof/>
+        </w:rPr>
         <w:drawing>
           <wp:inline distT="0" distB="0" distL="0" distR="0" wp14:anchorId="4CCB8320" wp14:editId="7308385F">
             <wp:extent cx="6368284" cy="1314450"/>
@@ -20573,6 +20718,9 @@
         <w:jc w:val="center"/>
       </w:pPr>
       <w:r>
+        <w:rPr>
+          <w:noProof/>
+        </w:rPr>
         <w:drawing>
           <wp:inline distT="0" distB="0" distL="0" distR="0" wp14:anchorId="356646CB" wp14:editId="441468D6">
             <wp:extent cx="2879221" cy="5709285"/>
@@ -20756,6 +20904,7 @@
         <w:rPr>
           <w:b/>
           <w:bCs/>
+          <w:noProof/>
         </w:rPr>
         <w:drawing>
           <wp:inline distT="0" distB="0" distL="0" distR="0" wp14:anchorId="6F56B9FA" wp14:editId="6D299E62">
@@ -20819,6 +20968,9 @@
         <w:jc w:val="center"/>
       </w:pPr>
       <w:r>
+        <w:rPr>
+          <w:noProof/>
+        </w:rPr>
         <w:drawing>
           <wp:inline distT="0" distB="0" distL="0" distR="0" wp14:anchorId="2ED9437F" wp14:editId="5FFF31EE">
             <wp:extent cx="2530059" cy="472481"/>
@@ -20876,6 +21028,9 @@
         <w:jc w:val="center"/>
       </w:pPr>
       <w:r>
+        <w:rPr>
+          <w:noProof/>
+        </w:rPr>
         <w:drawing>
           <wp:inline distT="0" distB="0" distL="0" distR="0" wp14:anchorId="6BC80B8C" wp14:editId="746FFB7C">
             <wp:extent cx="2194750" cy="396274"/>
@@ -20918,6 +21073,9 @@
         <w:jc w:val="center"/>
       </w:pPr>
       <w:r>
+        <w:rPr>
+          <w:noProof/>
+        </w:rPr>
         <w:lastRenderedPageBreak/>
         <w:drawing>
           <wp:inline distT="0" distB="0" distL="0" distR="0" wp14:anchorId="1EBD5450" wp14:editId="60584ED6">
@@ -21000,6 +21158,9 @@
         <w:jc w:val="center"/>
       </w:pPr>
       <w:r>
+        <w:rPr>
+          <w:noProof/>
+        </w:rPr>
         <w:drawing>
           <wp:inline distT="0" distB="0" distL="0" distR="0" wp14:anchorId="38C9FBC7" wp14:editId="2AF05B94">
             <wp:extent cx="3629025" cy="3834286"/>
@@ -21042,6 +21203,9 @@
         <w:jc w:val="center"/>
       </w:pPr>
       <w:r>
+        <w:rPr>
+          <w:noProof/>
+        </w:rPr>
         <w:lastRenderedPageBreak/>
         <w:drawing>
           <wp:inline distT="0" distB="0" distL="0" distR="0" wp14:anchorId="225EA963" wp14:editId="4CB5190D">
@@ -21085,6 +21249,9 @@
         <w:jc w:val="center"/>
       </w:pPr>
       <w:r>
+        <w:rPr>
+          <w:noProof/>
+        </w:rPr>
         <w:drawing>
           <wp:inline distT="0" distB="0" distL="0" distR="0" wp14:anchorId="11B05B7A" wp14:editId="2A0BF337">
             <wp:extent cx="2984113" cy="3495675"/>
@@ -21147,6 +21314,9 @@
     </w:p>
     <w:p>
       <w:r>
+        <w:rPr>
+          <w:noProof/>
+        </w:rPr>
         <w:drawing>
           <wp:inline distT="0" distB="0" distL="0" distR="0" wp14:anchorId="6D557BAA" wp14:editId="2FAACD58">
             <wp:extent cx="5985581" cy="1343025"/>
@@ -21186,6 +21356,9 @@
     </w:p>
     <w:p>
       <w:r>
+        <w:rPr>
+          <w:noProof/>
+        </w:rPr>
         <w:drawing>
           <wp:inline distT="0" distB="0" distL="0" distR="0" wp14:anchorId="51DB4CF8" wp14:editId="6524ACE5">
             <wp:extent cx="5654530" cy="3292125"/>
@@ -21225,6 +21398,9 @@
     </w:p>
     <w:p>
       <w:r>
+        <w:rPr>
+          <w:noProof/>
+        </w:rPr>
         <w:lastRenderedPageBreak/>
         <w:drawing>
           <wp:inline distT="0" distB="0" distL="0" distR="0" wp14:anchorId="3B91D1A7" wp14:editId="6424C7A9">
@@ -21265,6 +21441,9 @@
     </w:p>
     <w:p>
       <w:r>
+        <w:rPr>
+          <w:noProof/>
+        </w:rPr>
         <w:drawing>
           <wp:inline distT="0" distB="0" distL="0" distR="0" wp14:anchorId="6473C331" wp14:editId="48141E5E">
             <wp:extent cx="5624047" cy="3330229"/>
@@ -21342,6 +21521,9 @@
         <w:jc w:val="center"/>
       </w:pPr>
       <w:r>
+        <w:rPr>
+          <w:noProof/>
+        </w:rPr>
         <w:drawing>
           <wp:inline distT="0" distB="0" distL="0" distR="0" wp14:anchorId="0ED8CD4F" wp14:editId="4B813BFA">
             <wp:extent cx="4810125" cy="6556867"/>
@@ -21462,6 +21644,9 @@
         <w:jc w:val="center"/>
       </w:pPr>
       <w:r>
+        <w:rPr>
+          <w:noProof/>
+        </w:rPr>
         <w:drawing>
           <wp:inline distT="0" distB="0" distL="0" distR="0" wp14:anchorId="0379D4DA" wp14:editId="0B3E15DA">
             <wp:extent cx="5972175" cy="2543810"/>
@@ -21504,6 +21689,9 @@
         <w:jc w:val="center"/>
       </w:pPr>
       <w:r>
+        <w:rPr>
+          <w:noProof/>
+        </w:rPr>
         <w:drawing>
           <wp:inline distT="0" distB="0" distL="0" distR="0" wp14:anchorId="1BB0A4FF" wp14:editId="250D489E">
             <wp:extent cx="5972175" cy="2583815"/>
@@ -21546,6 +21734,9 @@
         <w:jc w:val="center"/>
       </w:pPr>
       <w:r>
+        <w:rPr>
+          <w:noProof/>
+        </w:rPr>
         <w:lastRenderedPageBreak/>
         <w:drawing>
           <wp:inline distT="0" distB="0" distL="0" distR="0" wp14:anchorId="2192FEB7" wp14:editId="09B30BC3">
@@ -21589,6 +21780,9 @@
         <w:jc w:val="center"/>
       </w:pPr>
       <w:r>
+        <w:rPr>
+          <w:noProof/>
+        </w:rPr>
         <w:drawing>
           <wp:inline distT="0" distB="0" distL="0" distR="0" wp14:anchorId="15DF4377" wp14:editId="7241B8FE">
             <wp:extent cx="5972175" cy="2597785"/>
@@ -21632,6 +21826,9 @@
         <w:jc w:val="center"/>
       </w:pPr>
       <w:r>
+        <w:rPr>
+          <w:noProof/>
+        </w:rPr>
         <w:drawing>
           <wp:inline distT="0" distB="0" distL="0" distR="0" wp14:anchorId="5D242050" wp14:editId="21B42669">
             <wp:extent cx="5972175" cy="2662555"/>
@@ -21715,6 +21912,9 @@
     </w:p>
     <w:p>
       <w:r>
+        <w:rPr>
+          <w:noProof/>
+        </w:rPr>
         <w:drawing>
           <wp:inline distT="0" distB="0" distL="0" distR="0" wp14:anchorId="185D4635" wp14:editId="441AB8CB">
             <wp:extent cx="5993707" cy="1533525"/>
@@ -21757,6 +21957,9 @@
         <w:keepNext/>
       </w:pPr>
       <w:r>
+        <w:rPr>
+          <w:noProof/>
+        </w:rPr>
         <w:drawing>
           <wp:inline distT="0" distB="0" distL="0" distR="0" wp14:anchorId="236B0047" wp14:editId="2CF0E167">
             <wp:extent cx="6379020" cy="2638425"/>
@@ -21839,6 +22042,9 @@
         <w:jc w:val="center"/>
       </w:pPr>
       <w:r>
+        <w:rPr>
+          <w:noProof/>
+        </w:rPr>
         <w:drawing>
           <wp:inline distT="0" distB="0" distL="0" distR="0" wp14:anchorId="5B6BB140" wp14:editId="15027A26">
             <wp:extent cx="2587307" cy="2447925"/>
@@ -21881,6 +22087,9 @@
         <w:jc w:val="center"/>
       </w:pPr>
       <w:r>
+        <w:rPr>
+          <w:noProof/>
+        </w:rPr>
         <w:drawing>
           <wp:inline distT="0" distB="0" distL="0" distR="0" wp14:anchorId="357F51DF" wp14:editId="39206EE9">
             <wp:extent cx="3750945" cy="1466460"/>
@@ -21923,6 +22132,9 @@
         <w:jc w:val="center"/>
       </w:pPr>
       <w:r>
+        <w:rPr>
+          <w:noProof/>
+        </w:rPr>
         <w:drawing>
           <wp:inline distT="0" distB="0" distL="0" distR="0" wp14:anchorId="7D626FE7" wp14:editId="43C6BAE8">
             <wp:extent cx="3733800" cy="1432278"/>
@@ -21965,6 +22177,9 @@
         <w:jc w:val="center"/>
       </w:pPr>
       <w:r>
+        <w:rPr>
+          <w:noProof/>
+        </w:rPr>
         <w:drawing>
           <wp:inline distT="0" distB="0" distL="0" distR="0" wp14:anchorId="30B3BD9A" wp14:editId="3E66F29E">
             <wp:extent cx="3707989" cy="1415415"/>
@@ -22007,6 +22222,9 @@
         <w:jc w:val="center"/>
       </w:pPr>
       <w:r>
+        <w:rPr>
+          <w:noProof/>
+        </w:rPr>
         <w:lastRenderedPageBreak/>
         <w:drawing>
           <wp:inline distT="0" distB="0" distL="0" distR="0" wp14:anchorId="0E0BDADD" wp14:editId="77D7FF69">
@@ -22045,6 +22263,9 @@
         </w:drawing>
       </w:r>
       <w:r>
+        <w:rPr>
+          <w:noProof/>
+        </w:rPr>
         <w:drawing>
           <wp:inline distT="0" distB="0" distL="0" distR="0" wp14:anchorId="15E7434F" wp14:editId="640DFB8C">
             <wp:extent cx="3848433" cy="5235394"/>
@@ -22087,6 +22308,9 @@
         <w:jc w:val="center"/>
       </w:pPr>
       <w:r>
+        <w:rPr>
+          <w:noProof/>
+        </w:rPr>
         <w:lastRenderedPageBreak/>
         <w:drawing>
           <wp:inline distT="0" distB="0" distL="0" distR="0" wp14:anchorId="3428ADBA" wp14:editId="179D98A2">
@@ -22150,6 +22374,9 @@
     </w:p>
     <w:p>
       <w:r>
+        <w:rPr>
+          <w:noProof/>
+        </w:rPr>
         <w:lastRenderedPageBreak/>
         <w:drawing>
           <wp:inline distT="0" distB="0" distL="0" distR="0" wp14:anchorId="00E318A2" wp14:editId="23349FC0">
@@ -22243,6 +22470,9 @@
         <w:jc w:val="center"/>
       </w:pPr>
       <w:r>
+        <w:rPr>
+          <w:noProof/>
+        </w:rPr>
         <w:lastRenderedPageBreak/>
         <w:drawing>
           <wp:inline distT="0" distB="0" distL="0" distR="0" wp14:anchorId="76A6E48D" wp14:editId="23ABAE2F">
@@ -22382,6 +22612,9 @@
         <w:jc w:val="center"/>
       </w:pPr>
       <w:r>
+        <w:rPr>
+          <w:noProof/>
+        </w:rPr>
         <w:drawing>
           <wp:inline distT="0" distB="0" distL="0" distR="0" wp14:anchorId="576C462D" wp14:editId="6FCD23EE">
             <wp:extent cx="5067739" cy="3779848"/>
@@ -24065,6 +24298,7 @@
   <w:style w:type="character" w:default="1" w:styleId="DefaultParagraphFont">
     <w:name w:val="Default Paragraph Font"/>
     <w:uiPriority w:val="1"/>
+    <w:semiHidden/>
     <w:unhideWhenUsed/>
   </w:style>
   <w:style w:type="table" w:default="1" w:styleId="TableNormal">
